--- a/DAA/OUTPUTS/TERMWORK 3 OUTPUT.docx
+++ b/DAA/OUTPUTS/TERMWORK 3 OUTPUT.docx
@@ -17,14 +17,11 @@
       <w:r>
         <w:t xml:space="preserve">NAME: </w:t>
       </w:r>
-      <w:proofErr w:type="spellStart"/>
       <w:r>
-        <w:t>name_here</w:t>
+        <w:t>name</w:t>
       </w:r>
-      <w:proofErr w:type="spellEnd"/>
-      <w:r>
-        <w:t xml:space="preserve"> </w:t>
-      </w:r>
+      <w:bookmarkStart w:id="0" w:name="_GoBack"/>
+      <w:bookmarkEnd w:id="0"/>
     </w:p>
     <w:p>
       <w:pPr>
@@ -39,7 +36,7 @@
       <w:r>
         <w:rPr>
           <w:noProof/>
-          <w:lang w:eastAsia="en-IN"/>
+          <w:lang w:val="en-US"/>
         </w:rPr>
         <w:drawing>
           <wp:inline distT="0" distB="0" distL="0" distR="0" wp14:anchorId="46D98799" wp14:editId="2233D98B">
@@ -618,7 +615,7 @@
       <w:r>
         <w:rPr>
           <w:noProof/>
-          <w:lang w:eastAsia="en-IN"/>
+          <w:lang w:val="en-US"/>
         </w:rPr>
         <w:drawing>
           <wp:anchor distT="0" distB="0" distL="114300" distR="114300" simplePos="0" relativeHeight="251659264" behindDoc="0" locked="0" layoutInCell="1" allowOverlap="1" wp14:anchorId="3A2D5E9F" wp14:editId="7993CB48">
@@ -649,10 +646,7 @@
         </w:drawing>
       </w:r>
     </w:p>
-    <w:p>
-      <w:bookmarkStart w:id="0" w:name="_GoBack"/>
-      <w:bookmarkEnd w:id="0"/>
-    </w:p>
+    <w:p/>
     <w:sectPr>
       <w:pgSz w:w="11906" w:h="16838"/>
       <w:pgMar w:top="1440" w:right="1440" w:bottom="1440" w:left="1440" w:header="708" w:footer="708" w:gutter="0"/>
